--- a/CSE207/Final/Pseudocode/BFS.docx
+++ b/CSE207/Final/Pseudocode/BFS.docx
@@ -1517,6 +1517,2253 @@
         </w:rPr>
         <w:t>: Return</w:t>
       </w:r>
+    </w:p>
+    <w:p>
+      <w:pPr>
+        <w:spacing w:after="75" w:line="240" w:lineRule="auto"/>
+        <w:jc w:val="both"/>
+        <w:rPr>
+          <w:rFonts w:ascii="Times New Roman" w:eastAsia="Times New Roman" w:hAnsi="Times New Roman" w:cs="Times New Roman"/>
+          <w:sz w:val="36"/>
+          <w:szCs w:val="36"/>
+        </w:rPr>
+      </w:pPr>
+    </w:p>
+    <w:p>
+      <w:pPr>
+        <w:spacing w:after="75" w:line="240" w:lineRule="auto"/>
+        <w:jc w:val="both"/>
+        <w:rPr>
+          <w:rFonts w:ascii="Times New Roman" w:eastAsia="Times New Roman" w:hAnsi="Times New Roman" w:cs="Times New Roman"/>
+          <w:sz w:val="36"/>
+          <w:szCs w:val="36"/>
+        </w:rPr>
+      </w:pPr>
+    </w:p>
+    <w:p>
+      <w:pPr>
+        <w:spacing w:after="75" w:line="240" w:lineRule="auto"/>
+        <w:jc w:val="both"/>
+        <w:rPr>
+          <w:rFonts w:ascii="Times New Roman" w:eastAsia="Times New Roman" w:hAnsi="Times New Roman" w:cs="Times New Roman"/>
+          <w:bCs/>
+          <w:sz w:val="36"/>
+          <w:szCs w:val="36"/>
+        </w:rPr>
+      </w:pPr>
+      <w:r>
+        <w:rPr>
+          <w:rFonts w:ascii="Times New Roman" w:eastAsia="Times New Roman" w:hAnsi="Times New Roman" w:cs="Times New Roman"/>
+          <w:b/>
+          <w:sz w:val="36"/>
+          <w:szCs w:val="36"/>
+        </w:rPr>
+        <w:lastRenderedPageBreak/>
+        <w:t xml:space="preserve">Question </w:t>
+      </w:r>
+      <w:r>
+        <w:rPr>
+          <w:rFonts w:ascii="Times New Roman" w:eastAsia="Times New Roman" w:hAnsi="Times New Roman" w:cs="Times New Roman"/>
+          <w:b/>
+          <w:sz w:val="36"/>
+          <w:szCs w:val="36"/>
+        </w:rPr>
+        <w:t>2</w:t>
+      </w:r>
+      <w:r>
+        <w:rPr>
+          <w:rFonts w:ascii="Times New Roman" w:eastAsia="Times New Roman" w:hAnsi="Times New Roman" w:cs="Times New Roman"/>
+          <w:b/>
+          <w:sz w:val="36"/>
+          <w:szCs w:val="36"/>
+        </w:rPr>
+        <w:t>:</w:t>
+      </w:r>
+      <w:r>
+        <w:rPr>
+          <w:rFonts w:ascii="Times New Roman" w:eastAsia="Times New Roman" w:hAnsi="Times New Roman" w:cs="Times New Roman"/>
+          <w:bCs/>
+          <w:sz w:val="36"/>
+          <w:szCs w:val="36"/>
+        </w:rPr>
+        <w:t xml:space="preserve"> </w:t>
+      </w:r>
+      <w:r>
+        <w:rPr>
+          <w:rFonts w:ascii="Times New Roman" w:eastAsia="Times New Roman" w:hAnsi="Times New Roman" w:cs="Times New Roman"/>
+          <w:bCs/>
+          <w:sz w:val="36"/>
+          <w:szCs w:val="36"/>
+        </w:rPr>
+        <w:t>Write a pseudocode to</w:t>
+      </w:r>
+      <w:r>
+        <w:rPr>
+          <w:rFonts w:ascii="Times New Roman" w:eastAsia="Times New Roman" w:hAnsi="Times New Roman" w:cs="Times New Roman"/>
+          <w:bCs/>
+          <w:sz w:val="36"/>
+          <w:szCs w:val="36"/>
+        </w:rPr>
+        <w:t xml:space="preserve"> determined number of components from undirected and unweighted graph by BFS</w:t>
+      </w:r>
+      <w:r>
+        <w:rPr>
+          <w:rFonts w:ascii="Times New Roman" w:eastAsia="Times New Roman" w:hAnsi="Times New Roman" w:cs="Times New Roman"/>
+          <w:bCs/>
+          <w:sz w:val="36"/>
+          <w:szCs w:val="36"/>
+        </w:rPr>
+        <w:t xml:space="preserve"> </w:t>
+      </w:r>
+      <w:r>
+        <w:rPr>
+          <w:rFonts w:ascii="Times New Roman" w:eastAsia="Times New Roman" w:hAnsi="Times New Roman" w:cs="Times New Roman"/>
+          <w:bCs/>
+          <w:sz w:val="36"/>
+          <w:szCs w:val="36"/>
+        </w:rPr>
+        <w:t>implement BFS</w:t>
+      </w:r>
+    </w:p>
+    <w:p>
+      <w:pPr>
+        <w:spacing w:after="75" w:line="240" w:lineRule="auto"/>
+        <w:jc w:val="both"/>
+        <w:rPr>
+          <w:rFonts w:ascii="Times New Roman" w:eastAsia="Times New Roman" w:hAnsi="Times New Roman" w:cs="Times New Roman"/>
+          <w:b/>
+          <w:sz w:val="36"/>
+          <w:szCs w:val="36"/>
+        </w:rPr>
+      </w:pPr>
+      <w:r>
+        <w:rPr>
+          <w:rFonts w:ascii="Times New Roman" w:eastAsia="Times New Roman" w:hAnsi="Times New Roman" w:cs="Times New Roman"/>
+          <w:b/>
+          <w:sz w:val="36"/>
+          <w:szCs w:val="36"/>
+        </w:rPr>
+        <w:t>Pseudocode:</w:t>
+      </w:r>
+    </w:p>
+    <w:p>
+      <w:pPr>
+        <w:spacing w:after="75" w:line="240" w:lineRule="auto"/>
+        <w:jc w:val="both"/>
+        <w:rPr>
+          <w:rFonts w:ascii="Times New Roman" w:eastAsia="Times New Roman" w:hAnsi="Times New Roman" w:cs="Times New Roman"/>
+          <w:bCs/>
+          <w:sz w:val="36"/>
+          <w:szCs w:val="36"/>
+        </w:rPr>
+      </w:pPr>
+      <w:r>
+        <w:rPr>
+          <w:rFonts w:ascii="Times New Roman" w:eastAsia="Times New Roman" w:hAnsi="Times New Roman" w:cs="Times New Roman"/>
+          <w:bCs/>
+          <w:sz w:val="36"/>
+          <w:szCs w:val="36"/>
+        </w:rPr>
+        <w:t>Algorithm 1.</w:t>
+      </w:r>
+      <w:r>
+        <w:rPr>
+          <w:rFonts w:ascii="Times New Roman" w:eastAsia="Times New Roman" w:hAnsi="Times New Roman" w:cs="Times New Roman"/>
+          <w:bCs/>
+          <w:sz w:val="36"/>
+          <w:szCs w:val="36"/>
+        </w:rPr>
+        <w:t>2</w:t>
+      </w:r>
+      <w:r>
+        <w:rPr>
+          <w:rFonts w:ascii="Times New Roman" w:eastAsia="Times New Roman" w:hAnsi="Times New Roman" w:cs="Times New Roman"/>
+          <w:bCs/>
+          <w:sz w:val="36"/>
+          <w:szCs w:val="36"/>
+        </w:rPr>
+        <w:t xml:space="preserve">: </w:t>
+      </w:r>
+      <w:r>
+        <w:rPr>
+          <w:rFonts w:ascii="Times New Roman" w:eastAsia="Times New Roman" w:hAnsi="Times New Roman" w:cs="Times New Roman"/>
+          <w:bCs/>
+          <w:sz w:val="36"/>
+          <w:szCs w:val="36"/>
+        </w:rPr>
+        <w:t xml:space="preserve">Count Components </w:t>
+      </w:r>
+      <w:r>
+        <w:rPr>
+          <w:rFonts w:ascii="Times New Roman" w:eastAsia="Times New Roman" w:hAnsi="Times New Roman" w:cs="Times New Roman"/>
+          <w:bCs/>
+          <w:sz w:val="36"/>
+          <w:szCs w:val="36"/>
+        </w:rPr>
+        <w:t>(</w:t>
+      </w:r>
+      <w:r>
+        <w:rPr>
+          <w:rFonts w:ascii="Times New Roman" w:eastAsia="Times New Roman" w:hAnsi="Times New Roman" w:cs="Times New Roman"/>
+          <w:bCs/>
+          <w:sz w:val="36"/>
+          <w:szCs w:val="36"/>
+        </w:rPr>
+        <w:t>N</w:t>
+      </w:r>
+      <w:r>
+        <w:rPr>
+          <w:rFonts w:ascii="Times New Roman" w:eastAsia="Times New Roman" w:hAnsi="Times New Roman" w:cs="Times New Roman"/>
+          <w:bCs/>
+          <w:sz w:val="36"/>
+          <w:szCs w:val="36"/>
+        </w:rPr>
+        <w:t xml:space="preserve">: </w:t>
+      </w:r>
+      <w:r>
+        <w:rPr>
+          <w:rFonts w:ascii="Times New Roman" w:eastAsia="Times New Roman" w:hAnsi="Times New Roman" w:cs="Times New Roman"/>
+          <w:bCs/>
+          <w:sz w:val="36"/>
+          <w:szCs w:val="36"/>
+        </w:rPr>
+        <w:t>number</w:t>
+      </w:r>
+      <w:r>
+        <w:rPr>
+          <w:rFonts w:ascii="Times New Roman" w:eastAsia="Times New Roman" w:hAnsi="Times New Roman" w:cs="Times New Roman"/>
+          <w:bCs/>
+          <w:sz w:val="36"/>
+          <w:szCs w:val="36"/>
+        </w:rPr>
+        <w:t xml:space="preserve"> to </w:t>
+      </w:r>
+      <w:r>
+        <w:rPr>
+          <w:rFonts w:ascii="Times New Roman" w:eastAsia="Times New Roman" w:hAnsi="Times New Roman" w:cs="Times New Roman"/>
+          <w:bCs/>
+          <w:sz w:val="36"/>
+          <w:szCs w:val="36"/>
+        </w:rPr>
+        <w:t>nodes</w:t>
+      </w:r>
+      <w:r>
+        <w:rPr>
+          <w:rFonts w:ascii="Times New Roman" w:eastAsia="Times New Roman" w:hAnsi="Times New Roman" w:cs="Times New Roman"/>
+          <w:bCs/>
+          <w:sz w:val="36"/>
+          <w:szCs w:val="36"/>
+        </w:rPr>
+        <w:t>)</w:t>
+      </w:r>
+    </w:p>
+    <w:p>
+      <w:pPr>
+        <w:spacing w:after="75" w:line="240" w:lineRule="auto"/>
+        <w:jc w:val="both"/>
+        <w:rPr>
+          <w:rFonts w:ascii="Times New Roman" w:eastAsia="Times New Roman" w:hAnsi="Times New Roman" w:cs="Times New Roman"/>
+          <w:sz w:val="36"/>
+          <w:szCs w:val="36"/>
+        </w:rPr>
+      </w:pPr>
+      <w:r>
+        <w:rPr>
+          <w:rFonts w:ascii="Times New Roman" w:eastAsia="Times New Roman" w:hAnsi="Times New Roman" w:cs="Times New Roman"/>
+          <w:bCs/>
+          <w:sz w:val="36"/>
+          <w:szCs w:val="36"/>
+        </w:rPr>
+        <w:t xml:space="preserve">Step 1: Set Component </w:t>
+      </w:r>
+      <m:oMath>
+        <m:r>
+          <w:rPr>
+            <w:rFonts w:ascii="Cambria Math" w:eastAsia="Times New Roman" w:hAnsi="Cambria Math" w:cs="Times New Roman"/>
+            <w:sz w:val="36"/>
+            <w:szCs w:val="36"/>
+          </w:rPr>
+          <m:t>≔</m:t>
+        </m:r>
+      </m:oMath>
+      <w:r>
+        <w:rPr>
+          <w:rFonts w:ascii="Times New Roman" w:eastAsia="Times New Roman" w:hAnsi="Times New Roman" w:cs="Times New Roman"/>
+          <w:sz w:val="36"/>
+          <w:szCs w:val="36"/>
+        </w:rPr>
+        <w:t xml:space="preserve"> 0 and </w:t>
+      </w:r>
+      <w:proofErr w:type="spellStart"/>
+      <w:r>
+        <w:rPr>
+          <w:rFonts w:ascii="Times New Roman" w:eastAsia="Times New Roman" w:hAnsi="Times New Roman" w:cs="Times New Roman"/>
+          <w:sz w:val="36"/>
+          <w:szCs w:val="36"/>
+        </w:rPr>
+        <w:t>i</w:t>
+      </w:r>
+      <w:proofErr w:type="spellEnd"/>
+      <w:r>
+        <w:rPr>
+          <w:rFonts w:ascii="Times New Roman" w:eastAsia="Times New Roman" w:hAnsi="Times New Roman" w:cs="Times New Roman"/>
+          <w:sz w:val="36"/>
+          <w:szCs w:val="36"/>
+        </w:rPr>
+        <w:t xml:space="preserve"> </w:t>
+      </w:r>
+      <m:oMath>
+        <m:r>
+          <w:rPr>
+            <w:rFonts w:ascii="Cambria Math" w:eastAsia="Times New Roman" w:hAnsi="Cambria Math" w:cs="Times New Roman"/>
+            <w:sz w:val="36"/>
+            <w:szCs w:val="36"/>
+          </w:rPr>
+          <m:t>≔</m:t>
+        </m:r>
+      </m:oMath>
+      <w:r>
+        <w:rPr>
+          <w:rFonts w:ascii="Times New Roman" w:eastAsia="Times New Roman" w:hAnsi="Times New Roman" w:cs="Times New Roman"/>
+          <w:sz w:val="36"/>
+          <w:szCs w:val="36"/>
+        </w:rPr>
+        <w:t xml:space="preserve"> 1</w:t>
+      </w:r>
+    </w:p>
+    <w:p>
+      <w:pPr>
+        <w:spacing w:after="75" w:line="240" w:lineRule="auto"/>
+        <w:jc w:val="both"/>
+        <w:rPr>
+          <w:rFonts w:ascii="Times New Roman" w:eastAsia="Times New Roman" w:hAnsi="Times New Roman" w:cs="Times New Roman"/>
+          <w:sz w:val="36"/>
+          <w:szCs w:val="36"/>
+        </w:rPr>
+      </w:pPr>
+      <w:r>
+        <w:rPr>
+          <w:rFonts w:ascii="Times New Roman" w:eastAsia="Times New Roman" w:hAnsi="Times New Roman" w:cs="Times New Roman"/>
+          <w:sz w:val="36"/>
+          <w:szCs w:val="36"/>
+        </w:rPr>
+        <w:t xml:space="preserve">Step 2: Repeat steps 3-5 while </w:t>
+      </w:r>
+      <w:proofErr w:type="spellStart"/>
+      <w:r>
+        <w:rPr>
+          <w:rFonts w:ascii="Times New Roman" w:eastAsia="Times New Roman" w:hAnsi="Times New Roman" w:cs="Times New Roman"/>
+          <w:sz w:val="36"/>
+          <w:szCs w:val="36"/>
+        </w:rPr>
+        <w:t>i</w:t>
+      </w:r>
+      <w:proofErr w:type="spellEnd"/>
+      <w:r>
+        <w:rPr>
+          <w:rFonts w:ascii="Times New Roman" w:eastAsia="Times New Roman" w:hAnsi="Times New Roman" w:cs="Times New Roman"/>
+          <w:sz w:val="36"/>
+          <w:szCs w:val="36"/>
+        </w:rPr>
+        <w:t xml:space="preserve"> </w:t>
+      </w:r>
+      <m:oMath>
+        <m:r>
+          <w:rPr>
+            <w:rFonts w:ascii="Cambria Math" w:eastAsia="Times New Roman" w:hAnsi="Cambria Math" w:cs="Times New Roman"/>
+            <w:sz w:val="36"/>
+            <w:szCs w:val="36"/>
+          </w:rPr>
+          <m:t>≤</m:t>
+        </m:r>
+      </m:oMath>
+      <w:r>
+        <w:rPr>
+          <w:rFonts w:ascii="Times New Roman" w:eastAsia="Times New Roman" w:hAnsi="Times New Roman" w:cs="Times New Roman"/>
+          <w:sz w:val="36"/>
+          <w:szCs w:val="36"/>
+        </w:rPr>
+        <w:t xml:space="preserve"> n</w:t>
+      </w:r>
+    </w:p>
+    <w:p>
+      <w:pPr>
+        <w:spacing w:after="75" w:line="240" w:lineRule="auto"/>
+        <w:jc w:val="both"/>
+        <w:rPr>
+          <w:rFonts w:ascii="Times New Roman" w:eastAsia="Times New Roman" w:hAnsi="Times New Roman" w:cs="Times New Roman"/>
+          <w:bCs/>
+          <w:sz w:val="36"/>
+          <w:szCs w:val="36"/>
+        </w:rPr>
+      </w:pPr>
+      <w:r>
+        <w:rPr>
+          <w:rFonts w:ascii="Times New Roman" w:eastAsia="Times New Roman" w:hAnsi="Times New Roman" w:cs="Times New Roman"/>
+          <w:bCs/>
+          <w:sz w:val="36"/>
+          <w:szCs w:val="36"/>
+        </w:rPr>
+        <w:t>Step 3: If Color[</w:t>
+      </w:r>
+      <w:proofErr w:type="spellStart"/>
+      <w:r>
+        <w:rPr>
+          <w:rFonts w:ascii="Times New Roman" w:eastAsia="Times New Roman" w:hAnsi="Times New Roman" w:cs="Times New Roman"/>
+          <w:bCs/>
+          <w:sz w:val="36"/>
+          <w:szCs w:val="36"/>
+        </w:rPr>
+        <w:t>i</w:t>
+      </w:r>
+      <w:proofErr w:type="spellEnd"/>
+      <w:r>
+        <w:rPr>
+          <w:rFonts w:ascii="Times New Roman" w:eastAsia="Times New Roman" w:hAnsi="Times New Roman" w:cs="Times New Roman"/>
+          <w:bCs/>
+          <w:sz w:val="36"/>
+          <w:szCs w:val="36"/>
+        </w:rPr>
+        <w:t xml:space="preserve">] </w:t>
+      </w:r>
+      <m:oMath>
+        <m:r>
+          <w:rPr>
+            <w:rFonts w:ascii="Cambria Math" w:eastAsia="Times New Roman" w:hAnsi="Cambria Math" w:cs="Times New Roman"/>
+            <w:sz w:val="36"/>
+            <w:szCs w:val="36"/>
+          </w:rPr>
+          <m:t>=</m:t>
+        </m:r>
+      </m:oMath>
+      <w:r>
+        <w:rPr>
+          <w:rFonts w:ascii="Times New Roman" w:eastAsia="Times New Roman" w:hAnsi="Times New Roman" w:cs="Times New Roman"/>
+          <w:bCs/>
+          <w:sz w:val="36"/>
+          <w:szCs w:val="36"/>
+        </w:rPr>
+        <w:t xml:space="preserve"> </w:t>
+      </w:r>
+      <m:oMath>
+        <m:r>
+          <w:rPr>
+            <w:rFonts w:ascii="Cambria Math" w:eastAsia="Times New Roman" w:hAnsi="Cambria Math" w:cs="Times New Roman"/>
+            <w:sz w:val="36"/>
+            <w:szCs w:val="36"/>
+          </w:rPr>
+          <m:t>-1</m:t>
+        </m:r>
+      </m:oMath>
+      <w:r>
+        <w:rPr>
+          <w:rFonts w:ascii="Times New Roman" w:eastAsia="Times New Roman" w:hAnsi="Times New Roman" w:cs="Times New Roman"/>
+          <w:bCs/>
+          <w:sz w:val="36"/>
+          <w:szCs w:val="36"/>
+        </w:rPr>
+        <w:t xml:space="preserve"> then,</w:t>
+      </w:r>
+    </w:p>
+    <w:p>
+      <w:pPr>
+        <w:spacing w:after="75" w:line="240" w:lineRule="auto"/>
+        <w:ind w:left="1800" w:hanging="1800"/>
+        <w:jc w:val="both"/>
+        <w:rPr>
+          <w:rFonts w:ascii="Times New Roman" w:eastAsia="Times New Roman" w:hAnsi="Times New Roman" w:cs="Times New Roman"/>
+          <w:bCs/>
+          <w:sz w:val="36"/>
+          <w:szCs w:val="36"/>
+        </w:rPr>
+      </w:pPr>
+      <w:r>
+        <w:rPr>
+          <w:rFonts w:ascii="Times New Roman" w:eastAsia="Times New Roman" w:hAnsi="Times New Roman" w:cs="Times New Roman"/>
+          <w:bCs/>
+          <w:sz w:val="36"/>
+          <w:szCs w:val="36"/>
+        </w:rPr>
+        <w:tab/>
+        <w:t>Call BFS(</w:t>
+      </w:r>
+      <w:proofErr w:type="spellStart"/>
+      <w:r>
+        <w:rPr>
+          <w:rFonts w:ascii="Times New Roman" w:eastAsia="Times New Roman" w:hAnsi="Times New Roman" w:cs="Times New Roman"/>
+          <w:bCs/>
+          <w:sz w:val="36"/>
+          <w:szCs w:val="36"/>
+        </w:rPr>
+        <w:t>i</w:t>
+      </w:r>
+      <w:proofErr w:type="spellEnd"/>
+      <w:r>
+        <w:rPr>
+          <w:rFonts w:ascii="Times New Roman" w:eastAsia="Times New Roman" w:hAnsi="Times New Roman" w:cs="Times New Roman"/>
+          <w:bCs/>
+          <w:sz w:val="36"/>
+          <w:szCs w:val="36"/>
+        </w:rPr>
+        <w:t>)</w:t>
+      </w:r>
+    </w:p>
+    <w:p>
+      <w:pPr>
+        <w:spacing w:after="75" w:line="240" w:lineRule="auto"/>
+        <w:ind w:left="1800" w:hanging="1800"/>
+        <w:jc w:val="both"/>
+        <w:rPr>
+          <w:rFonts w:ascii="Times New Roman" w:eastAsia="Times New Roman" w:hAnsi="Times New Roman" w:cs="Times New Roman"/>
+          <w:sz w:val="36"/>
+          <w:szCs w:val="36"/>
+        </w:rPr>
+      </w:pPr>
+      <w:r>
+        <w:rPr>
+          <w:rFonts w:ascii="Times New Roman" w:eastAsia="Times New Roman" w:hAnsi="Times New Roman" w:cs="Times New Roman"/>
+          <w:bCs/>
+          <w:sz w:val="36"/>
+          <w:szCs w:val="36"/>
+        </w:rPr>
+        <w:tab/>
+        <w:t xml:space="preserve">Set Component </w:t>
+      </w:r>
+      <m:oMath>
+        <m:r>
+          <w:rPr>
+            <w:rFonts w:ascii="Cambria Math" w:eastAsia="Times New Roman" w:hAnsi="Cambria Math" w:cs="Times New Roman"/>
+            <w:sz w:val="36"/>
+            <w:szCs w:val="36"/>
+          </w:rPr>
+          <m:t>≔</m:t>
+        </m:r>
+      </m:oMath>
+      <w:r>
+        <w:rPr>
+          <w:rFonts w:ascii="Times New Roman" w:eastAsia="Times New Roman" w:hAnsi="Times New Roman" w:cs="Times New Roman"/>
+          <w:sz w:val="36"/>
+          <w:szCs w:val="36"/>
+        </w:rPr>
+        <w:t xml:space="preserve"> Component </w:t>
+      </w:r>
+      <m:oMath>
+        <m:r>
+          <w:rPr>
+            <w:rFonts w:ascii="Cambria Math" w:eastAsia="Times New Roman" w:hAnsi="Cambria Math" w:cs="Times New Roman"/>
+            <w:sz w:val="36"/>
+            <w:szCs w:val="36"/>
+          </w:rPr>
+          <m:t>+</m:t>
+        </m:r>
+      </m:oMath>
+      <w:r>
+        <w:rPr>
+          <w:rFonts w:ascii="Times New Roman" w:eastAsia="Times New Roman" w:hAnsi="Times New Roman" w:cs="Times New Roman"/>
+          <w:sz w:val="36"/>
+          <w:szCs w:val="36"/>
+        </w:rPr>
+        <w:t xml:space="preserve"> 1</w:t>
+      </w:r>
+    </w:p>
+    <w:p>
+      <w:pPr>
+        <w:spacing w:after="75" w:line="240" w:lineRule="auto"/>
+        <w:ind w:left="1800" w:hanging="1800"/>
+        <w:jc w:val="both"/>
+        <w:rPr>
+          <w:rFonts w:ascii="Times New Roman" w:eastAsia="Times New Roman" w:hAnsi="Times New Roman" w:cs="Times New Roman"/>
+          <w:sz w:val="36"/>
+          <w:szCs w:val="36"/>
+        </w:rPr>
+      </w:pPr>
+      <w:r>
+        <w:rPr>
+          <w:rFonts w:ascii="Times New Roman" w:eastAsia="Times New Roman" w:hAnsi="Times New Roman" w:cs="Times New Roman"/>
+          <w:sz w:val="36"/>
+          <w:szCs w:val="36"/>
+        </w:rPr>
+        <w:t xml:space="preserve">Step 4: </w:t>
+      </w:r>
+      <w:r>
+        <w:rPr>
+          <w:rFonts w:ascii="Times New Roman" w:eastAsia="Times New Roman" w:hAnsi="Times New Roman" w:cs="Times New Roman"/>
+          <w:bCs/>
+          <w:sz w:val="36"/>
+          <w:szCs w:val="36"/>
+        </w:rPr>
+        <w:t xml:space="preserve">Set </w:t>
+      </w:r>
+      <w:proofErr w:type="spellStart"/>
+      <w:r>
+        <w:rPr>
+          <w:rFonts w:ascii="Times New Roman" w:eastAsia="Times New Roman" w:hAnsi="Times New Roman" w:cs="Times New Roman"/>
+          <w:bCs/>
+          <w:sz w:val="36"/>
+          <w:szCs w:val="36"/>
+        </w:rPr>
+        <w:t>i</w:t>
+      </w:r>
+      <w:proofErr w:type="spellEnd"/>
+      <w:r>
+        <w:rPr>
+          <w:rFonts w:ascii="Times New Roman" w:eastAsia="Times New Roman" w:hAnsi="Times New Roman" w:cs="Times New Roman"/>
+          <w:bCs/>
+          <w:sz w:val="36"/>
+          <w:szCs w:val="36"/>
+        </w:rPr>
+        <w:t xml:space="preserve"> </w:t>
+      </w:r>
+      <m:oMath>
+        <m:r>
+          <w:rPr>
+            <w:rFonts w:ascii="Cambria Math" w:eastAsia="Times New Roman" w:hAnsi="Cambria Math" w:cs="Times New Roman"/>
+            <w:sz w:val="36"/>
+            <w:szCs w:val="36"/>
+          </w:rPr>
+          <m:t>≔</m:t>
+        </m:r>
+      </m:oMath>
+      <w:r>
+        <w:rPr>
+          <w:rFonts w:ascii="Times New Roman" w:eastAsia="Times New Roman" w:hAnsi="Times New Roman" w:cs="Times New Roman"/>
+          <w:sz w:val="36"/>
+          <w:szCs w:val="36"/>
+        </w:rPr>
+        <w:t xml:space="preserve"> </w:t>
+      </w:r>
+      <w:proofErr w:type="spellStart"/>
+      <w:r>
+        <w:rPr>
+          <w:rFonts w:ascii="Times New Roman" w:eastAsia="Times New Roman" w:hAnsi="Times New Roman" w:cs="Times New Roman"/>
+          <w:sz w:val="36"/>
+          <w:szCs w:val="36"/>
+        </w:rPr>
+        <w:t>i</w:t>
+      </w:r>
+      <w:proofErr w:type="spellEnd"/>
+      <w:r>
+        <w:rPr>
+          <w:rFonts w:ascii="Times New Roman" w:eastAsia="Times New Roman" w:hAnsi="Times New Roman" w:cs="Times New Roman"/>
+          <w:sz w:val="36"/>
+          <w:szCs w:val="36"/>
+        </w:rPr>
+        <w:t xml:space="preserve"> </w:t>
+      </w:r>
+      <m:oMath>
+        <m:r>
+          <w:rPr>
+            <w:rFonts w:ascii="Cambria Math" w:eastAsia="Times New Roman" w:hAnsi="Cambria Math" w:cs="Times New Roman"/>
+            <w:sz w:val="36"/>
+            <w:szCs w:val="36"/>
+          </w:rPr>
+          <m:t>+</m:t>
+        </m:r>
+      </m:oMath>
+      <w:r>
+        <w:rPr>
+          <w:rFonts w:ascii="Times New Roman" w:eastAsia="Times New Roman" w:hAnsi="Times New Roman" w:cs="Times New Roman"/>
+          <w:sz w:val="36"/>
+          <w:szCs w:val="36"/>
+        </w:rPr>
+        <w:t xml:space="preserve"> 1</w:t>
+      </w:r>
+    </w:p>
+    <w:p>
+      <w:pPr>
+        <w:spacing w:after="75" w:line="240" w:lineRule="auto"/>
+        <w:ind w:left="1800" w:hanging="1800"/>
+        <w:jc w:val="both"/>
+        <w:rPr>
+          <w:rFonts w:ascii="Times New Roman" w:eastAsia="Times New Roman" w:hAnsi="Times New Roman" w:cs="Times New Roman"/>
+          <w:sz w:val="36"/>
+          <w:szCs w:val="36"/>
+        </w:rPr>
+      </w:pPr>
+      <w:r>
+        <w:rPr>
+          <w:rFonts w:ascii="Times New Roman" w:eastAsia="Times New Roman" w:hAnsi="Times New Roman" w:cs="Times New Roman"/>
+          <w:sz w:val="36"/>
+          <w:szCs w:val="36"/>
+        </w:rPr>
+        <w:t xml:space="preserve">Step </w:t>
+      </w:r>
+      <w:r>
+        <w:rPr>
+          <w:rFonts w:ascii="Times New Roman" w:eastAsia="Times New Roman" w:hAnsi="Times New Roman" w:cs="Times New Roman"/>
+          <w:sz w:val="36"/>
+          <w:szCs w:val="36"/>
+        </w:rPr>
+        <w:t>5</w:t>
+      </w:r>
+      <w:r>
+        <w:rPr>
+          <w:rFonts w:ascii="Times New Roman" w:eastAsia="Times New Roman" w:hAnsi="Times New Roman" w:cs="Times New Roman"/>
+          <w:sz w:val="36"/>
+          <w:szCs w:val="36"/>
+        </w:rPr>
+        <w:t>: Go to step 2</w:t>
+      </w:r>
+    </w:p>
+    <w:p>
+      <w:pPr>
+        <w:spacing w:after="75" w:line="240" w:lineRule="auto"/>
+        <w:ind w:left="1800" w:hanging="1800"/>
+        <w:jc w:val="both"/>
+        <w:rPr>
+          <w:rFonts w:ascii="Times New Roman" w:eastAsia="Times New Roman" w:hAnsi="Times New Roman" w:cs="Times New Roman"/>
+          <w:sz w:val="36"/>
+          <w:szCs w:val="36"/>
+        </w:rPr>
+      </w:pPr>
+      <w:r>
+        <w:rPr>
+          <w:rFonts w:ascii="Times New Roman" w:eastAsia="Times New Roman" w:hAnsi="Times New Roman" w:cs="Times New Roman"/>
+          <w:sz w:val="36"/>
+          <w:szCs w:val="36"/>
+        </w:rPr>
+        <w:t>Step 6: Return Component</w:t>
+      </w:r>
+    </w:p>
+    <w:p>
+      <w:pPr>
+        <w:spacing w:after="75" w:line="240" w:lineRule="auto"/>
+        <w:ind w:left="1800" w:hanging="1800"/>
+        <w:jc w:val="both"/>
+        <w:rPr>
+          <w:rFonts w:ascii="Times New Roman" w:eastAsia="Times New Roman" w:hAnsi="Times New Roman" w:cs="Times New Roman"/>
+          <w:sz w:val="36"/>
+          <w:szCs w:val="36"/>
+        </w:rPr>
+      </w:pPr>
+    </w:p>
+    <w:p>
+      <w:pPr>
+        <w:spacing w:after="75" w:line="240" w:lineRule="auto"/>
+        <w:jc w:val="both"/>
+        <w:rPr>
+          <w:rFonts w:ascii="Times New Roman" w:eastAsia="Times New Roman" w:hAnsi="Times New Roman" w:cs="Times New Roman"/>
+          <w:bCs/>
+          <w:sz w:val="36"/>
+          <w:szCs w:val="36"/>
+        </w:rPr>
+      </w:pPr>
+      <w:r>
+        <w:rPr>
+          <w:rFonts w:ascii="Times New Roman" w:eastAsia="Times New Roman" w:hAnsi="Times New Roman" w:cs="Times New Roman"/>
+          <w:b/>
+          <w:sz w:val="36"/>
+          <w:szCs w:val="36"/>
+        </w:rPr>
+        <w:t xml:space="preserve">Question </w:t>
+      </w:r>
+      <w:r>
+        <w:rPr>
+          <w:rFonts w:ascii="Times New Roman" w:eastAsia="Times New Roman" w:hAnsi="Times New Roman" w:cs="Times New Roman"/>
+          <w:b/>
+          <w:sz w:val="36"/>
+          <w:szCs w:val="36"/>
+        </w:rPr>
+        <w:t>3</w:t>
+      </w:r>
+      <w:r>
+        <w:rPr>
+          <w:rFonts w:ascii="Times New Roman" w:eastAsia="Times New Roman" w:hAnsi="Times New Roman" w:cs="Times New Roman"/>
+          <w:b/>
+          <w:sz w:val="36"/>
+          <w:szCs w:val="36"/>
+        </w:rPr>
+        <w:t>:</w:t>
+      </w:r>
+      <w:r>
+        <w:rPr>
+          <w:rFonts w:ascii="Times New Roman" w:eastAsia="Times New Roman" w:hAnsi="Times New Roman" w:cs="Times New Roman"/>
+          <w:bCs/>
+          <w:sz w:val="36"/>
+          <w:szCs w:val="36"/>
+        </w:rPr>
+        <w:t xml:space="preserve"> </w:t>
+      </w:r>
+      <w:r>
+        <w:rPr>
+          <w:rFonts w:ascii="Times New Roman" w:eastAsia="Times New Roman" w:hAnsi="Times New Roman" w:cs="Times New Roman"/>
+          <w:bCs/>
+          <w:sz w:val="36"/>
+          <w:szCs w:val="36"/>
+        </w:rPr>
+        <w:t xml:space="preserve">Write a pseudocode to </w:t>
+      </w:r>
+      <w:r>
+        <w:rPr>
+          <w:rFonts w:ascii="Times New Roman" w:eastAsia="Times New Roman" w:hAnsi="Times New Roman" w:cs="Times New Roman"/>
+          <w:bCs/>
+          <w:sz w:val="36"/>
+          <w:szCs w:val="36"/>
+        </w:rPr>
+        <w:t>check whether an undirected and unweighted graph is bi coloring or not by</w:t>
+      </w:r>
+      <w:r>
+        <w:rPr>
+          <w:rFonts w:ascii="Times New Roman" w:eastAsia="Times New Roman" w:hAnsi="Times New Roman" w:cs="Times New Roman"/>
+          <w:bCs/>
+          <w:sz w:val="36"/>
+          <w:szCs w:val="36"/>
+        </w:rPr>
+        <w:t xml:space="preserve"> BFS</w:t>
+      </w:r>
+    </w:p>
+    <w:p>
+      <w:pPr>
+        <w:spacing w:after="75" w:line="240" w:lineRule="auto"/>
+        <w:jc w:val="both"/>
+        <w:rPr>
+          <w:rFonts w:ascii="Times New Roman" w:eastAsia="Times New Roman" w:hAnsi="Times New Roman" w:cs="Times New Roman"/>
+          <w:b/>
+          <w:sz w:val="36"/>
+          <w:szCs w:val="36"/>
+        </w:rPr>
+      </w:pPr>
+      <w:r>
+        <w:rPr>
+          <w:rFonts w:ascii="Times New Roman" w:eastAsia="Times New Roman" w:hAnsi="Times New Roman" w:cs="Times New Roman"/>
+          <w:b/>
+          <w:sz w:val="36"/>
+          <w:szCs w:val="36"/>
+        </w:rPr>
+        <w:t>Pseudocode:</w:t>
+      </w:r>
+    </w:p>
+    <w:p>
+      <w:pPr>
+        <w:spacing w:after="75" w:line="240" w:lineRule="auto"/>
+        <w:jc w:val="both"/>
+        <w:rPr>
+          <w:rFonts w:ascii="Times New Roman" w:eastAsia="Times New Roman" w:hAnsi="Times New Roman" w:cs="Times New Roman"/>
+          <w:bCs/>
+          <w:sz w:val="36"/>
+          <w:szCs w:val="36"/>
+        </w:rPr>
+      </w:pPr>
+      <w:r>
+        <w:rPr>
+          <w:rFonts w:ascii="Times New Roman" w:eastAsia="Times New Roman" w:hAnsi="Times New Roman" w:cs="Times New Roman"/>
+          <w:bCs/>
+          <w:sz w:val="36"/>
+          <w:szCs w:val="36"/>
+        </w:rPr>
+        <w:t>Algorithm 1.</w:t>
+      </w:r>
+      <w:r>
+        <w:rPr>
+          <w:rFonts w:ascii="Times New Roman" w:eastAsia="Times New Roman" w:hAnsi="Times New Roman" w:cs="Times New Roman"/>
+          <w:bCs/>
+          <w:sz w:val="36"/>
+          <w:szCs w:val="36"/>
+        </w:rPr>
+        <w:t>3</w:t>
+      </w:r>
+      <w:r>
+        <w:rPr>
+          <w:rFonts w:ascii="Times New Roman" w:eastAsia="Times New Roman" w:hAnsi="Times New Roman" w:cs="Times New Roman"/>
+          <w:bCs/>
+          <w:sz w:val="36"/>
+          <w:szCs w:val="36"/>
+        </w:rPr>
+        <w:t xml:space="preserve">: </w:t>
+      </w:r>
+      <w:proofErr w:type="spellStart"/>
+      <w:r>
+        <w:rPr>
+          <w:rFonts w:ascii="Times New Roman" w:eastAsia="Times New Roman" w:hAnsi="Times New Roman" w:cs="Times New Roman"/>
+          <w:bCs/>
+          <w:sz w:val="36"/>
+          <w:szCs w:val="36"/>
+        </w:rPr>
+        <w:t>checkBicoloring</w:t>
+      </w:r>
+      <w:proofErr w:type="spellEnd"/>
+      <w:r>
+        <w:rPr>
+          <w:rFonts w:ascii="Times New Roman" w:eastAsia="Times New Roman" w:hAnsi="Times New Roman" w:cs="Times New Roman"/>
+          <w:bCs/>
+          <w:sz w:val="36"/>
+          <w:szCs w:val="36"/>
+        </w:rPr>
+        <w:t xml:space="preserve"> (</w:t>
+      </w:r>
+      <w:r>
+        <w:rPr>
+          <w:rFonts w:ascii="Times New Roman" w:eastAsia="Times New Roman" w:hAnsi="Times New Roman" w:cs="Times New Roman"/>
+          <w:bCs/>
+          <w:sz w:val="36"/>
+          <w:szCs w:val="36"/>
+        </w:rPr>
+        <w:t>G</w:t>
+      </w:r>
+      <w:r>
+        <w:rPr>
+          <w:rFonts w:ascii="Times New Roman" w:eastAsia="Times New Roman" w:hAnsi="Times New Roman" w:cs="Times New Roman"/>
+          <w:bCs/>
+          <w:sz w:val="36"/>
+          <w:szCs w:val="36"/>
+        </w:rPr>
+        <w:t xml:space="preserve">: </w:t>
+      </w:r>
+      <w:r>
+        <w:rPr>
+          <w:rFonts w:ascii="Times New Roman" w:eastAsia="Times New Roman" w:hAnsi="Times New Roman" w:cs="Times New Roman"/>
+          <w:bCs/>
+          <w:sz w:val="36"/>
+          <w:szCs w:val="36"/>
+        </w:rPr>
+        <w:t>reference to the Graph</w:t>
+      </w:r>
+      <w:r>
+        <w:rPr>
+          <w:rFonts w:ascii="Times New Roman" w:eastAsia="Times New Roman" w:hAnsi="Times New Roman" w:cs="Times New Roman"/>
+          <w:bCs/>
+          <w:sz w:val="36"/>
+          <w:szCs w:val="36"/>
+        </w:rPr>
+        <w:t>,</w:t>
+      </w:r>
+      <w:r>
+        <w:rPr>
+          <w:rFonts w:ascii="Times New Roman" w:eastAsia="Times New Roman" w:hAnsi="Times New Roman" w:cs="Times New Roman"/>
+          <w:bCs/>
+          <w:sz w:val="36"/>
+          <w:szCs w:val="36"/>
+        </w:rPr>
+        <w:t xml:space="preserve"> S: reference to the Source</w:t>
+      </w:r>
+      <w:r>
+        <w:rPr>
+          <w:rFonts w:ascii="Times New Roman" w:eastAsia="Times New Roman" w:hAnsi="Times New Roman" w:cs="Times New Roman"/>
+          <w:bCs/>
+          <w:sz w:val="36"/>
+          <w:szCs w:val="36"/>
+        </w:rPr>
+        <w:t>)</w:t>
+      </w:r>
+    </w:p>
+    <w:p>
+      <w:pPr>
+        <w:spacing w:after="75" w:line="240" w:lineRule="auto"/>
+        <w:ind w:left="1260" w:hanging="1260"/>
+        <w:jc w:val="both"/>
+        <w:rPr>
+          <w:rFonts w:ascii="Times New Roman" w:eastAsia="Times New Roman" w:hAnsi="Times New Roman" w:cs="Times New Roman"/>
+          <w:bCs/>
+          <w:sz w:val="36"/>
+          <w:szCs w:val="36"/>
+        </w:rPr>
+      </w:pPr>
+      <w:r>
+        <w:rPr>
+          <w:rFonts w:ascii="Times New Roman" w:eastAsia="Times New Roman" w:hAnsi="Times New Roman" w:cs="Times New Roman"/>
+          <w:bCs/>
+          <w:sz w:val="36"/>
+          <w:szCs w:val="36"/>
+        </w:rPr>
+        <w:t xml:space="preserve">Step 1: </w:t>
+      </w:r>
+      <w:r>
+        <w:rPr>
+          <w:rFonts w:ascii="Times New Roman" w:eastAsia="Times New Roman" w:hAnsi="Times New Roman" w:cs="Times New Roman"/>
+          <w:bCs/>
+          <w:sz w:val="36"/>
+          <w:szCs w:val="36"/>
+        </w:rPr>
+        <w:t>Declare u, v and queue Q</w:t>
+      </w:r>
+    </w:p>
+    <w:p>
+      <w:pPr>
+        <w:spacing w:after="75" w:line="240" w:lineRule="auto"/>
+        <w:ind w:left="1260" w:hanging="1260"/>
+        <w:jc w:val="both"/>
+        <w:rPr>
+          <w:rFonts w:ascii="Times New Roman" w:eastAsia="Times New Roman" w:hAnsi="Times New Roman" w:cs="Times New Roman"/>
+          <w:bCs/>
+          <w:sz w:val="36"/>
+          <w:szCs w:val="36"/>
+        </w:rPr>
+      </w:pPr>
+      <w:r>
+        <w:rPr>
+          <w:rFonts w:ascii="Times New Roman" w:eastAsia="Times New Roman" w:hAnsi="Times New Roman" w:cs="Times New Roman"/>
+          <w:bCs/>
+          <w:sz w:val="36"/>
+          <w:szCs w:val="36"/>
+        </w:rPr>
+        <w:t xml:space="preserve">Step 2: Set </w:t>
+      </w:r>
+      <w:proofErr w:type="gramStart"/>
+      <w:r>
+        <w:rPr>
+          <w:rFonts w:ascii="Times New Roman" w:eastAsia="Times New Roman" w:hAnsi="Times New Roman" w:cs="Times New Roman"/>
+          <w:bCs/>
+          <w:sz w:val="36"/>
+          <w:szCs w:val="36"/>
+        </w:rPr>
+        <w:t>color[</w:t>
+      </w:r>
+      <w:proofErr w:type="gramEnd"/>
+      <w:r>
+        <w:rPr>
+          <w:rFonts w:ascii="Times New Roman" w:eastAsia="Times New Roman" w:hAnsi="Times New Roman" w:cs="Times New Roman"/>
+          <w:bCs/>
+          <w:sz w:val="36"/>
+          <w:szCs w:val="36"/>
+        </w:rPr>
+        <w:t xml:space="preserve">all nodes] </w:t>
+      </w:r>
+      <m:oMath>
+        <m:r>
+          <w:rPr>
+            <w:rFonts w:ascii="Cambria Math" w:eastAsia="Times New Roman" w:hAnsi="Cambria Math" w:cs="Times New Roman"/>
+            <w:sz w:val="36"/>
+            <w:szCs w:val="36"/>
+          </w:rPr>
+          <m:t>≔</m:t>
+        </m:r>
+      </m:oMath>
+      <w:r>
+        <w:rPr>
+          <w:rFonts w:ascii="Times New Roman" w:eastAsia="Times New Roman" w:hAnsi="Times New Roman" w:cs="Times New Roman"/>
+          <w:sz w:val="36"/>
+          <w:szCs w:val="36"/>
+        </w:rPr>
+        <w:t xml:space="preserve"> -1</w:t>
+      </w:r>
+    </w:p>
+    <w:p>
+      <w:pPr>
+        <w:spacing w:after="75" w:line="240" w:lineRule="auto"/>
+        <w:ind w:left="1260" w:hanging="1260"/>
+        <w:jc w:val="both"/>
+        <w:rPr>
+          <w:rFonts w:eastAsia="Times New Roman"/>
+          <w:bCs/>
+          <w:sz w:val="36"/>
+          <w:szCs w:val="36"/>
+        </w:rPr>
+      </w:pPr>
+      <w:r>
+        <w:rPr>
+          <w:rFonts w:ascii="Times New Roman" w:eastAsia="Times New Roman" w:hAnsi="Times New Roman" w:cs="Times New Roman"/>
+          <w:bCs/>
+          <w:sz w:val="36"/>
+          <w:szCs w:val="36"/>
+        </w:rPr>
+        <w:t xml:space="preserve">Step </w:t>
+      </w:r>
+      <w:r>
+        <w:rPr>
+          <w:rFonts w:ascii="Times New Roman" w:eastAsia="Times New Roman" w:hAnsi="Times New Roman" w:cs="Times New Roman"/>
+          <w:bCs/>
+          <w:sz w:val="36"/>
+          <w:szCs w:val="36"/>
+        </w:rPr>
+        <w:t>3</w:t>
+      </w:r>
+      <w:r>
+        <w:rPr>
+          <w:rFonts w:ascii="Times New Roman" w:eastAsia="Times New Roman" w:hAnsi="Times New Roman" w:cs="Times New Roman"/>
+          <w:bCs/>
+          <w:sz w:val="36"/>
+          <w:szCs w:val="36"/>
+        </w:rPr>
+        <w:t xml:space="preserve">: </w:t>
+      </w:r>
+      <w:r>
+        <w:rPr>
+          <w:rFonts w:ascii="Times New Roman" w:eastAsia="Times New Roman" w:hAnsi="Times New Roman" w:cs="Times New Roman"/>
+          <w:bCs/>
+          <w:sz w:val="36"/>
+          <w:szCs w:val="36"/>
+        </w:rPr>
+        <w:t>Enqueue S to Q</w:t>
+      </w:r>
+    </w:p>
+    <w:p>
+      <w:pPr>
+        <w:spacing w:after="75" w:line="240" w:lineRule="auto"/>
+        <w:ind w:left="1260" w:hanging="1260"/>
+        <w:jc w:val="both"/>
+        <w:rPr>
+          <w:rFonts w:ascii="Times New Roman" w:eastAsia="Times New Roman" w:hAnsi="Times New Roman" w:cs="Times New Roman"/>
+          <w:bCs/>
+          <w:sz w:val="36"/>
+          <w:szCs w:val="36"/>
+        </w:rPr>
+      </w:pPr>
+      <w:r>
+        <w:rPr>
+          <w:rFonts w:ascii="Times New Roman" w:eastAsia="Times New Roman" w:hAnsi="Times New Roman" w:cs="Times New Roman"/>
+          <w:bCs/>
+          <w:sz w:val="36"/>
+          <w:szCs w:val="36"/>
+        </w:rPr>
+        <w:t xml:space="preserve">Step </w:t>
+      </w:r>
+      <w:r>
+        <w:rPr>
+          <w:rFonts w:ascii="Times New Roman" w:eastAsia="Times New Roman" w:hAnsi="Times New Roman" w:cs="Times New Roman"/>
+          <w:bCs/>
+          <w:sz w:val="36"/>
+          <w:szCs w:val="36"/>
+        </w:rPr>
+        <w:t>4</w:t>
+      </w:r>
+      <w:r>
+        <w:rPr>
+          <w:rFonts w:ascii="Times New Roman" w:eastAsia="Times New Roman" w:hAnsi="Times New Roman" w:cs="Times New Roman"/>
+          <w:bCs/>
+          <w:sz w:val="36"/>
+          <w:szCs w:val="36"/>
+        </w:rPr>
+        <w:t xml:space="preserve">: </w:t>
+      </w:r>
+      <w:r>
+        <w:rPr>
+          <w:rFonts w:ascii="Times New Roman" w:eastAsia="Times New Roman" w:hAnsi="Times New Roman" w:cs="Times New Roman"/>
+          <w:sz w:val="36"/>
+          <w:szCs w:val="36"/>
+        </w:rPr>
+        <w:t>Set</w:t>
+      </w:r>
+      <w:r>
+        <w:rPr>
+          <w:rFonts w:ascii="Times New Roman" w:eastAsia="Times New Roman" w:hAnsi="Times New Roman" w:cs="Times New Roman"/>
+          <w:sz w:val="36"/>
+          <w:szCs w:val="36"/>
+        </w:rPr>
+        <w:t xml:space="preserve"> </w:t>
+      </w:r>
+      <w:r>
+        <w:rPr>
+          <w:rFonts w:ascii="Times New Roman" w:eastAsia="Times New Roman" w:hAnsi="Times New Roman" w:cs="Times New Roman"/>
+          <w:bCs/>
+          <w:sz w:val="36"/>
+          <w:szCs w:val="36"/>
+        </w:rPr>
+        <w:t xml:space="preserve">color[s] </w:t>
+      </w:r>
+      <m:oMath>
+        <m:r>
+          <w:rPr>
+            <w:rFonts w:ascii="Cambria Math" w:eastAsia="Times New Roman" w:hAnsi="Cambria Math" w:cs="Times New Roman"/>
+            <w:sz w:val="36"/>
+            <w:szCs w:val="36"/>
+          </w:rPr>
+          <m:t>≔</m:t>
+        </m:r>
+      </m:oMath>
+      <w:r>
+        <w:rPr>
+          <w:rFonts w:ascii="Times New Roman" w:eastAsia="Times New Roman" w:hAnsi="Times New Roman" w:cs="Times New Roman"/>
+          <w:sz w:val="36"/>
+          <w:szCs w:val="36"/>
+        </w:rPr>
+        <w:t xml:space="preserve"> 0</w:t>
+      </w:r>
+    </w:p>
+    <w:p>
+      <w:pPr>
+        <w:spacing w:after="75" w:line="240" w:lineRule="auto"/>
+        <w:ind w:left="1260" w:hanging="1260"/>
+        <w:jc w:val="both"/>
+        <w:rPr>
+          <w:rFonts w:ascii="Times New Roman" w:eastAsia="Times New Roman" w:hAnsi="Times New Roman" w:cs="Times New Roman"/>
+          <w:bCs/>
+          <w:sz w:val="36"/>
+          <w:szCs w:val="36"/>
+        </w:rPr>
+      </w:pPr>
+      <w:r>
+        <w:rPr>
+          <w:rFonts w:ascii="Times New Roman" w:eastAsia="Times New Roman" w:hAnsi="Times New Roman" w:cs="Times New Roman"/>
+          <w:bCs/>
+          <w:sz w:val="36"/>
+          <w:szCs w:val="36"/>
+        </w:rPr>
+        <w:t xml:space="preserve">Step </w:t>
+      </w:r>
+      <w:r>
+        <w:rPr>
+          <w:rFonts w:ascii="Times New Roman" w:eastAsia="Times New Roman" w:hAnsi="Times New Roman" w:cs="Times New Roman"/>
+          <w:bCs/>
+          <w:sz w:val="36"/>
+          <w:szCs w:val="36"/>
+        </w:rPr>
+        <w:t>5</w:t>
+      </w:r>
+      <w:r>
+        <w:rPr>
+          <w:rFonts w:ascii="Times New Roman" w:eastAsia="Times New Roman" w:hAnsi="Times New Roman" w:cs="Times New Roman"/>
+          <w:bCs/>
+          <w:sz w:val="36"/>
+          <w:szCs w:val="36"/>
+        </w:rPr>
+        <w:t xml:space="preserve">: </w:t>
+      </w:r>
+      <w:r>
+        <w:rPr>
+          <w:rFonts w:ascii="Times New Roman" w:eastAsia="Times New Roman" w:hAnsi="Times New Roman" w:cs="Times New Roman"/>
+          <w:bCs/>
+          <w:sz w:val="36"/>
+          <w:szCs w:val="36"/>
+        </w:rPr>
+        <w:t xml:space="preserve">Repeat steps </w:t>
+      </w:r>
+      <w:r>
+        <w:rPr>
+          <w:rFonts w:ascii="Times New Roman" w:eastAsia="Times New Roman" w:hAnsi="Times New Roman" w:cs="Times New Roman"/>
+          <w:bCs/>
+          <w:sz w:val="36"/>
+          <w:szCs w:val="36"/>
+        </w:rPr>
+        <w:t>6</w:t>
+      </w:r>
+      <w:r>
+        <w:rPr>
+          <w:rFonts w:ascii="Times New Roman" w:eastAsia="Times New Roman" w:hAnsi="Times New Roman" w:cs="Times New Roman"/>
+          <w:bCs/>
+          <w:sz w:val="36"/>
+          <w:szCs w:val="36"/>
+        </w:rPr>
+        <w:t>-1</w:t>
+      </w:r>
+      <w:r>
+        <w:rPr>
+          <w:rFonts w:ascii="Times New Roman" w:eastAsia="Times New Roman" w:hAnsi="Times New Roman" w:cs="Times New Roman"/>
+          <w:bCs/>
+          <w:sz w:val="36"/>
+          <w:szCs w:val="36"/>
+        </w:rPr>
+        <w:t>4</w:t>
+      </w:r>
+      <w:r>
+        <w:rPr>
+          <w:rFonts w:ascii="Times New Roman" w:eastAsia="Times New Roman" w:hAnsi="Times New Roman" w:cs="Times New Roman"/>
+          <w:bCs/>
+          <w:sz w:val="36"/>
+          <w:szCs w:val="36"/>
+        </w:rPr>
+        <w:t xml:space="preserve"> while Q is not empty</w:t>
+      </w:r>
+    </w:p>
+    <w:p>
+      <w:pPr>
+        <w:spacing w:after="75" w:line="240" w:lineRule="auto"/>
+        <w:ind w:left="1260" w:hanging="1260"/>
+        <w:jc w:val="both"/>
+        <w:rPr>
+          <w:rFonts w:ascii="Times New Roman" w:eastAsia="Times New Roman" w:hAnsi="Times New Roman" w:cs="Times New Roman"/>
+          <w:bCs/>
+          <w:sz w:val="36"/>
+          <w:szCs w:val="36"/>
+        </w:rPr>
+      </w:pPr>
+      <w:r>
+        <w:rPr>
+          <w:rFonts w:ascii="Times New Roman" w:eastAsia="Times New Roman" w:hAnsi="Times New Roman" w:cs="Times New Roman"/>
+          <w:bCs/>
+          <w:sz w:val="36"/>
+          <w:szCs w:val="36"/>
+        </w:rPr>
+        <w:t xml:space="preserve">Step </w:t>
+      </w:r>
+      <w:r>
+        <w:rPr>
+          <w:rFonts w:ascii="Times New Roman" w:eastAsia="Times New Roman" w:hAnsi="Times New Roman" w:cs="Times New Roman"/>
+          <w:bCs/>
+          <w:sz w:val="36"/>
+          <w:szCs w:val="36"/>
+        </w:rPr>
+        <w:t>6</w:t>
+      </w:r>
+      <w:r>
+        <w:rPr>
+          <w:rFonts w:ascii="Times New Roman" w:eastAsia="Times New Roman" w:hAnsi="Times New Roman" w:cs="Times New Roman"/>
+          <w:bCs/>
+          <w:sz w:val="36"/>
+          <w:szCs w:val="36"/>
+        </w:rPr>
+        <w:t>:</w:t>
+      </w:r>
+      <w:r>
+        <w:rPr>
+          <w:rFonts w:ascii="Times New Roman" w:eastAsia="Times New Roman" w:hAnsi="Times New Roman" w:cs="Times New Roman"/>
+          <w:bCs/>
+          <w:sz w:val="36"/>
+          <w:szCs w:val="36"/>
+        </w:rPr>
+        <w:t xml:space="preserve"> </w:t>
+      </w:r>
+      <w:r>
+        <w:rPr>
+          <w:rFonts w:ascii="Times New Roman" w:eastAsia="Times New Roman" w:hAnsi="Times New Roman" w:cs="Times New Roman"/>
+          <w:bCs/>
+          <w:sz w:val="36"/>
+          <w:szCs w:val="36"/>
+        </w:rPr>
+        <w:t>Set</w:t>
+      </w:r>
+      <w:r>
+        <w:rPr>
+          <w:rFonts w:ascii="Times New Roman" w:eastAsia="Times New Roman" w:hAnsi="Times New Roman" w:cs="Times New Roman"/>
+          <w:bCs/>
+          <w:sz w:val="36"/>
+          <w:szCs w:val="36"/>
+        </w:rPr>
+        <w:t xml:space="preserve"> </w:t>
+      </w:r>
+      <w:proofErr w:type="spellStart"/>
+      <w:r>
+        <w:rPr>
+          <w:rFonts w:ascii="Times New Roman" w:eastAsia="Times New Roman" w:hAnsi="Times New Roman" w:cs="Times New Roman"/>
+          <w:bCs/>
+          <w:sz w:val="36"/>
+          <w:szCs w:val="36"/>
+        </w:rPr>
+        <w:t>u</w:t>
+      </w:r>
+      <w:proofErr w:type="spellEnd"/>
+      <w:r>
+        <w:rPr>
+          <w:rFonts w:ascii="Times New Roman" w:eastAsia="Times New Roman" w:hAnsi="Times New Roman" w:cs="Times New Roman"/>
+          <w:bCs/>
+          <w:sz w:val="36"/>
+          <w:szCs w:val="36"/>
+        </w:rPr>
+        <w:t xml:space="preserve"> </w:t>
+      </w:r>
+      <m:oMath>
+        <m:r>
+          <w:rPr>
+            <w:rFonts w:ascii="Cambria Math" w:eastAsia="Times New Roman" w:hAnsi="Cambria Math" w:cs="Times New Roman"/>
+            <w:sz w:val="36"/>
+            <w:szCs w:val="36"/>
+          </w:rPr>
+          <m:t>≔</m:t>
+        </m:r>
+      </m:oMath>
+      <w:r>
+        <w:rPr>
+          <w:rFonts w:ascii="Times New Roman" w:eastAsia="Times New Roman" w:hAnsi="Times New Roman" w:cs="Times New Roman"/>
+          <w:sz w:val="36"/>
+          <w:szCs w:val="36"/>
+        </w:rPr>
+        <w:t xml:space="preserve"> </w:t>
+      </w:r>
+      <w:r>
+        <w:rPr>
+          <w:rFonts w:ascii="Times New Roman" w:eastAsia="Times New Roman" w:hAnsi="Times New Roman" w:cs="Times New Roman"/>
+          <w:bCs/>
+          <w:sz w:val="36"/>
+          <w:szCs w:val="36"/>
+        </w:rPr>
+        <w:t>front element of Q</w:t>
+      </w:r>
+    </w:p>
+    <w:p>
+      <w:pPr>
+        <w:spacing w:after="75" w:line="240" w:lineRule="auto"/>
+        <w:ind w:left="1260" w:hanging="1260"/>
+        <w:jc w:val="both"/>
+        <w:rPr>
+          <w:rFonts w:ascii="Times New Roman" w:eastAsia="Times New Roman" w:hAnsi="Times New Roman" w:cs="Times New Roman"/>
+          <w:bCs/>
+          <w:sz w:val="36"/>
+          <w:szCs w:val="36"/>
+        </w:rPr>
+      </w:pPr>
+      <w:r>
+        <w:rPr>
+          <w:rFonts w:ascii="Times New Roman" w:eastAsia="Times New Roman" w:hAnsi="Times New Roman" w:cs="Times New Roman"/>
+          <w:bCs/>
+          <w:sz w:val="36"/>
+          <w:szCs w:val="36"/>
+        </w:rPr>
+        <w:t xml:space="preserve">Step </w:t>
+      </w:r>
+      <w:r>
+        <w:rPr>
+          <w:rFonts w:ascii="Times New Roman" w:eastAsia="Times New Roman" w:hAnsi="Times New Roman" w:cs="Times New Roman"/>
+          <w:bCs/>
+          <w:sz w:val="36"/>
+          <w:szCs w:val="36"/>
+        </w:rPr>
+        <w:t>7</w:t>
+      </w:r>
+      <w:r>
+        <w:rPr>
+          <w:rFonts w:ascii="Times New Roman" w:eastAsia="Times New Roman" w:hAnsi="Times New Roman" w:cs="Times New Roman"/>
+          <w:bCs/>
+          <w:sz w:val="36"/>
+          <w:szCs w:val="36"/>
+        </w:rPr>
+        <w:t xml:space="preserve">: </w:t>
+      </w:r>
+      <w:r>
+        <w:rPr>
+          <w:rFonts w:ascii="Times New Roman" w:eastAsia="Times New Roman" w:hAnsi="Times New Roman" w:cs="Times New Roman"/>
+          <w:bCs/>
+          <w:sz w:val="36"/>
+          <w:szCs w:val="36"/>
+        </w:rPr>
+        <w:t>Dequeue element from Q</w:t>
+      </w:r>
+    </w:p>
+    <w:p>
+      <w:pPr>
+        <w:spacing w:after="75" w:line="240" w:lineRule="auto"/>
+        <w:ind w:left="1260" w:hanging="1260"/>
+        <w:jc w:val="both"/>
+        <w:rPr>
+          <w:rFonts w:ascii="Times New Roman" w:eastAsia="Times New Roman" w:hAnsi="Times New Roman" w:cs="Times New Roman"/>
+          <w:bCs/>
+          <w:sz w:val="36"/>
+          <w:szCs w:val="36"/>
+        </w:rPr>
+      </w:pPr>
+      <w:r>
+        <w:rPr>
+          <w:rFonts w:ascii="Times New Roman" w:eastAsia="Times New Roman" w:hAnsi="Times New Roman" w:cs="Times New Roman"/>
+          <w:bCs/>
+          <w:sz w:val="36"/>
+          <w:szCs w:val="36"/>
+        </w:rPr>
+        <w:t xml:space="preserve">Step </w:t>
+      </w:r>
+      <w:r>
+        <w:rPr>
+          <w:rFonts w:ascii="Times New Roman" w:eastAsia="Times New Roman" w:hAnsi="Times New Roman" w:cs="Times New Roman"/>
+          <w:bCs/>
+          <w:sz w:val="36"/>
+          <w:szCs w:val="36"/>
+        </w:rPr>
+        <w:t>8</w:t>
+      </w:r>
+      <w:r>
+        <w:rPr>
+          <w:rFonts w:ascii="Times New Roman" w:eastAsia="Times New Roman" w:hAnsi="Times New Roman" w:cs="Times New Roman"/>
+          <w:bCs/>
+          <w:sz w:val="36"/>
+          <w:szCs w:val="36"/>
+        </w:rPr>
+        <w:t xml:space="preserve">: Set </w:t>
+      </w:r>
+      <w:proofErr w:type="spellStart"/>
+      <w:r>
+        <w:rPr>
+          <w:rFonts w:ascii="Times New Roman" w:eastAsia="Times New Roman" w:hAnsi="Times New Roman" w:cs="Times New Roman"/>
+          <w:sz w:val="36"/>
+          <w:szCs w:val="36"/>
+        </w:rPr>
+        <w:t>i</w:t>
+      </w:r>
+      <w:proofErr w:type="spellEnd"/>
+      <w:r>
+        <w:rPr>
+          <w:rFonts w:ascii="Times New Roman" w:eastAsia="Times New Roman" w:hAnsi="Times New Roman" w:cs="Times New Roman"/>
+          <w:sz w:val="36"/>
+          <w:szCs w:val="36"/>
+        </w:rPr>
+        <w:t xml:space="preserve"> </w:t>
+      </w:r>
+      <m:oMath>
+        <m:r>
+          <w:rPr>
+            <w:rFonts w:ascii="Cambria Math" w:eastAsia="Times New Roman" w:hAnsi="Cambria Math" w:cs="Times New Roman"/>
+            <w:sz w:val="36"/>
+            <w:szCs w:val="36"/>
+          </w:rPr>
+          <m:t>≔0</m:t>
+        </m:r>
+      </m:oMath>
+    </w:p>
+    <w:p>
+      <w:pPr>
+        <w:spacing w:after="75" w:line="240" w:lineRule="auto"/>
+        <w:ind w:left="1260" w:hanging="1260"/>
+        <w:jc w:val="both"/>
+        <w:rPr>
+          <w:rFonts w:ascii="Times New Roman" w:eastAsia="Times New Roman" w:hAnsi="Times New Roman" w:cs="Times New Roman"/>
+          <w:bCs/>
+          <w:sz w:val="36"/>
+          <w:szCs w:val="36"/>
+        </w:rPr>
+      </w:pPr>
+      <w:r>
+        <w:rPr>
+          <w:rFonts w:ascii="Times New Roman" w:eastAsia="Times New Roman" w:hAnsi="Times New Roman" w:cs="Times New Roman"/>
+          <w:bCs/>
+          <w:sz w:val="36"/>
+          <w:szCs w:val="36"/>
+        </w:rPr>
+        <w:lastRenderedPageBreak/>
+        <w:t xml:space="preserve">Step </w:t>
+      </w:r>
+      <w:r>
+        <w:rPr>
+          <w:rFonts w:ascii="Times New Roman" w:eastAsia="Times New Roman" w:hAnsi="Times New Roman" w:cs="Times New Roman"/>
+          <w:bCs/>
+          <w:sz w:val="36"/>
+          <w:szCs w:val="36"/>
+        </w:rPr>
+        <w:t>9</w:t>
+      </w:r>
+      <w:r>
+        <w:rPr>
+          <w:rFonts w:ascii="Times New Roman" w:eastAsia="Times New Roman" w:hAnsi="Times New Roman" w:cs="Times New Roman"/>
+          <w:bCs/>
+          <w:sz w:val="36"/>
+          <w:szCs w:val="36"/>
+        </w:rPr>
+        <w:t xml:space="preserve">: </w:t>
+      </w:r>
+      <w:r>
+        <w:rPr>
+          <w:rFonts w:ascii="Times New Roman" w:eastAsia="Times New Roman" w:hAnsi="Times New Roman" w:cs="Times New Roman"/>
+          <w:bCs/>
+          <w:sz w:val="36"/>
+          <w:szCs w:val="36"/>
+        </w:rPr>
+        <w:t xml:space="preserve">Repeat steps </w:t>
+      </w:r>
+      <w:r>
+        <w:rPr>
+          <w:rFonts w:ascii="Times New Roman" w:eastAsia="Times New Roman" w:hAnsi="Times New Roman" w:cs="Times New Roman"/>
+          <w:bCs/>
+          <w:sz w:val="36"/>
+          <w:szCs w:val="36"/>
+        </w:rPr>
+        <w:t>10</w:t>
+      </w:r>
+      <w:r>
+        <w:rPr>
+          <w:rFonts w:ascii="Times New Roman" w:eastAsia="Times New Roman" w:hAnsi="Times New Roman" w:cs="Times New Roman"/>
+          <w:bCs/>
+          <w:sz w:val="36"/>
+          <w:szCs w:val="36"/>
+        </w:rPr>
+        <w:t>-1</w:t>
+      </w:r>
+      <w:r>
+        <w:rPr>
+          <w:rFonts w:ascii="Times New Roman" w:eastAsia="Times New Roman" w:hAnsi="Times New Roman" w:cs="Times New Roman"/>
+          <w:bCs/>
+          <w:sz w:val="36"/>
+          <w:szCs w:val="36"/>
+        </w:rPr>
+        <w:t>3</w:t>
+      </w:r>
+      <w:r>
+        <w:rPr>
+          <w:rFonts w:ascii="Times New Roman" w:eastAsia="Times New Roman" w:hAnsi="Times New Roman" w:cs="Times New Roman"/>
+          <w:bCs/>
+          <w:sz w:val="36"/>
+          <w:szCs w:val="36"/>
+        </w:rPr>
+        <w:t xml:space="preserve"> while </w:t>
+      </w:r>
+      <w:proofErr w:type="spellStart"/>
+      <w:r>
+        <w:rPr>
+          <w:rFonts w:ascii="Times New Roman" w:eastAsia="Times New Roman" w:hAnsi="Times New Roman" w:cs="Times New Roman"/>
+          <w:bCs/>
+          <w:sz w:val="36"/>
+          <w:szCs w:val="36"/>
+        </w:rPr>
+        <w:t>i</w:t>
+      </w:r>
+      <w:proofErr w:type="spellEnd"/>
+      <w:r>
+        <w:rPr>
+          <w:rFonts w:ascii="Times New Roman" w:eastAsia="Times New Roman" w:hAnsi="Times New Roman" w:cs="Times New Roman"/>
+          <w:bCs/>
+          <w:sz w:val="36"/>
+          <w:szCs w:val="36"/>
+        </w:rPr>
+        <w:t xml:space="preserve"> </w:t>
+      </w:r>
+      <m:oMath>
+        <m:r>
+          <w:rPr>
+            <w:rFonts w:ascii="Cambria Math" w:eastAsia="Times New Roman" w:hAnsi="Cambria Math" w:cs="Times New Roman"/>
+            <w:sz w:val="36"/>
+            <w:szCs w:val="36"/>
+          </w:rPr>
+          <m:t>&lt;</m:t>
+        </m:r>
+      </m:oMath>
+      <w:r>
+        <w:rPr>
+          <w:rFonts w:ascii="Times New Roman" w:eastAsia="Times New Roman" w:hAnsi="Times New Roman" w:cs="Times New Roman"/>
+          <w:bCs/>
+          <w:sz w:val="36"/>
+          <w:szCs w:val="36"/>
+        </w:rPr>
+        <w:t xml:space="preserve"> size of G[u]</w:t>
+      </w:r>
+    </w:p>
+    <w:p>
+      <w:pPr>
+        <w:spacing w:after="75" w:line="240" w:lineRule="auto"/>
+        <w:ind w:left="1260" w:hanging="1260"/>
+        <w:jc w:val="both"/>
+        <w:rPr>
+          <w:rFonts w:ascii="Times New Roman" w:eastAsia="Times New Roman" w:hAnsi="Times New Roman" w:cs="Times New Roman"/>
+          <w:bCs/>
+          <w:sz w:val="36"/>
+          <w:szCs w:val="36"/>
+        </w:rPr>
+      </w:pPr>
+      <w:r>
+        <w:rPr>
+          <w:rFonts w:ascii="Times New Roman" w:eastAsia="Times New Roman" w:hAnsi="Times New Roman" w:cs="Times New Roman"/>
+          <w:bCs/>
+          <w:sz w:val="36"/>
+          <w:szCs w:val="36"/>
+        </w:rPr>
+        <w:t xml:space="preserve">Step </w:t>
+      </w:r>
+      <w:r>
+        <w:rPr>
+          <w:rFonts w:ascii="Times New Roman" w:eastAsia="Times New Roman" w:hAnsi="Times New Roman" w:cs="Times New Roman"/>
+          <w:bCs/>
+          <w:sz w:val="36"/>
+          <w:szCs w:val="36"/>
+        </w:rPr>
+        <w:t>10</w:t>
+      </w:r>
+      <w:r>
+        <w:rPr>
+          <w:rFonts w:ascii="Times New Roman" w:eastAsia="Times New Roman" w:hAnsi="Times New Roman" w:cs="Times New Roman"/>
+          <w:bCs/>
+          <w:sz w:val="36"/>
+          <w:szCs w:val="36"/>
+        </w:rPr>
+        <w:t xml:space="preserve">: </w:t>
+      </w:r>
+      <w:r>
+        <w:rPr>
+          <w:rFonts w:ascii="Times New Roman" w:eastAsia="Times New Roman" w:hAnsi="Times New Roman" w:cs="Times New Roman"/>
+          <w:bCs/>
+          <w:sz w:val="36"/>
+          <w:szCs w:val="36"/>
+        </w:rPr>
+        <w:t>Set</w:t>
+      </w:r>
+      <w:r>
+        <w:rPr>
+          <w:rFonts w:ascii="Times New Roman" w:eastAsia="Times New Roman" w:hAnsi="Times New Roman" w:cs="Times New Roman"/>
+          <w:bCs/>
+          <w:sz w:val="36"/>
+          <w:szCs w:val="36"/>
+        </w:rPr>
+        <w:t xml:space="preserve"> v </w:t>
+      </w:r>
+      <m:oMath>
+        <m:r>
+          <w:rPr>
+            <w:rFonts w:ascii="Cambria Math" w:eastAsia="Times New Roman" w:hAnsi="Cambria Math" w:cs="Times New Roman"/>
+            <w:sz w:val="36"/>
+            <w:szCs w:val="36"/>
+          </w:rPr>
+          <m:t>≔</m:t>
+        </m:r>
+      </m:oMath>
+      <w:r>
+        <w:rPr>
+          <w:rFonts w:ascii="Times New Roman" w:eastAsia="Times New Roman" w:hAnsi="Times New Roman" w:cs="Times New Roman"/>
+          <w:sz w:val="36"/>
+          <w:szCs w:val="36"/>
+        </w:rPr>
+        <w:t xml:space="preserve"> G[u][</w:t>
+      </w:r>
+      <w:proofErr w:type="spellStart"/>
+      <w:r>
+        <w:rPr>
+          <w:rFonts w:ascii="Times New Roman" w:eastAsia="Times New Roman" w:hAnsi="Times New Roman" w:cs="Times New Roman"/>
+          <w:sz w:val="36"/>
+          <w:szCs w:val="36"/>
+        </w:rPr>
+        <w:t>i</w:t>
+      </w:r>
+      <w:proofErr w:type="spellEnd"/>
+      <w:r>
+        <w:rPr>
+          <w:rFonts w:ascii="Times New Roman" w:eastAsia="Times New Roman" w:hAnsi="Times New Roman" w:cs="Times New Roman"/>
+          <w:sz w:val="36"/>
+          <w:szCs w:val="36"/>
+        </w:rPr>
+        <w:t>]</w:t>
+      </w:r>
+    </w:p>
+    <w:p>
+      <w:pPr>
+        <w:spacing w:after="75" w:line="240" w:lineRule="auto"/>
+        <w:ind w:left="1260" w:hanging="1260"/>
+        <w:jc w:val="both"/>
+        <w:rPr>
+          <w:rFonts w:ascii="Times New Roman" w:eastAsia="Times New Roman" w:hAnsi="Times New Roman" w:cs="Times New Roman"/>
+          <w:bCs/>
+          <w:sz w:val="36"/>
+          <w:szCs w:val="36"/>
+        </w:rPr>
+      </w:pPr>
+      <w:r>
+        <w:rPr>
+          <w:rFonts w:ascii="Times New Roman" w:eastAsia="Times New Roman" w:hAnsi="Times New Roman" w:cs="Times New Roman"/>
+          <w:bCs/>
+          <w:sz w:val="36"/>
+          <w:szCs w:val="36"/>
+        </w:rPr>
+        <w:t xml:space="preserve">Step </w:t>
+      </w:r>
+      <w:r>
+        <w:rPr>
+          <w:rFonts w:ascii="Times New Roman" w:eastAsia="Times New Roman" w:hAnsi="Times New Roman" w:cs="Times New Roman"/>
+          <w:bCs/>
+          <w:sz w:val="36"/>
+          <w:szCs w:val="36"/>
+        </w:rPr>
+        <w:t>1</w:t>
+      </w:r>
+      <w:r>
+        <w:rPr>
+          <w:rFonts w:ascii="Times New Roman" w:eastAsia="Times New Roman" w:hAnsi="Times New Roman" w:cs="Times New Roman"/>
+          <w:bCs/>
+          <w:sz w:val="36"/>
+          <w:szCs w:val="36"/>
+        </w:rPr>
+        <w:t>1</w:t>
+      </w:r>
+      <w:r>
+        <w:rPr>
+          <w:rFonts w:ascii="Times New Roman" w:eastAsia="Times New Roman" w:hAnsi="Times New Roman" w:cs="Times New Roman"/>
+          <w:bCs/>
+          <w:sz w:val="36"/>
+          <w:szCs w:val="36"/>
+        </w:rPr>
+        <w:t xml:space="preserve">: </w:t>
+      </w:r>
+      <w:r>
+        <w:rPr>
+          <w:rFonts w:ascii="Times New Roman" w:eastAsia="Times New Roman" w:hAnsi="Times New Roman" w:cs="Times New Roman"/>
+          <w:bCs/>
+          <w:sz w:val="36"/>
+          <w:szCs w:val="36"/>
+        </w:rPr>
+        <w:t xml:space="preserve">If color[v] </w:t>
+      </w:r>
+      <m:oMath>
+        <m:r>
+          <w:rPr>
+            <w:rFonts w:ascii="Cambria Math" w:eastAsia="Times New Roman" w:hAnsi="Cambria Math" w:cs="Times New Roman"/>
+            <w:sz w:val="36"/>
+            <w:szCs w:val="36"/>
+          </w:rPr>
+          <m:t>=</m:t>
+        </m:r>
+      </m:oMath>
+      <w:r>
+        <w:rPr>
+          <w:rFonts w:ascii="Times New Roman" w:eastAsia="Times New Roman" w:hAnsi="Times New Roman" w:cs="Times New Roman"/>
+          <w:bCs/>
+          <w:sz w:val="36"/>
+          <w:szCs w:val="36"/>
+        </w:rPr>
+        <w:t xml:space="preserve"> </w:t>
+      </w:r>
+      <m:oMath>
+        <m:r>
+          <w:rPr>
+            <w:rFonts w:ascii="Cambria Math" w:eastAsia="Times New Roman" w:hAnsi="Cambria Math" w:cs="Times New Roman"/>
+            <w:sz w:val="36"/>
+            <w:szCs w:val="36"/>
+          </w:rPr>
+          <m:t>-1</m:t>
+        </m:r>
+      </m:oMath>
+      <w:r>
+        <w:rPr>
+          <w:rFonts w:ascii="Times New Roman" w:eastAsia="Times New Roman" w:hAnsi="Times New Roman" w:cs="Times New Roman"/>
+          <w:bCs/>
+          <w:sz w:val="36"/>
+          <w:szCs w:val="36"/>
+        </w:rPr>
+        <w:t xml:space="preserve"> then,</w:t>
+      </w:r>
+    </w:p>
+    <w:p>
+      <w:pPr>
+        <w:spacing w:after="75" w:line="240" w:lineRule="auto"/>
+        <w:ind w:left="1800" w:hanging="1800"/>
+        <w:jc w:val="both"/>
+        <w:rPr>
+          <w:rFonts w:ascii="Times New Roman" w:eastAsia="Times New Roman" w:hAnsi="Times New Roman" w:cs="Times New Roman"/>
+          <w:bCs/>
+          <w:sz w:val="36"/>
+          <w:szCs w:val="36"/>
+        </w:rPr>
+      </w:pPr>
+      <w:r>
+        <w:rPr>
+          <w:rFonts w:ascii="Times New Roman" w:eastAsia="Times New Roman" w:hAnsi="Times New Roman" w:cs="Times New Roman"/>
+          <w:bCs/>
+          <w:sz w:val="36"/>
+          <w:szCs w:val="36"/>
+        </w:rPr>
+        <w:tab/>
+        <w:t>Enqueue v to Q</w:t>
+      </w:r>
+    </w:p>
+    <w:p>
+      <w:pPr>
+        <w:spacing w:after="75" w:line="240" w:lineRule="auto"/>
+        <w:ind w:left="1800" w:hanging="1800"/>
+        <w:jc w:val="both"/>
+        <w:rPr>
+          <w:rFonts w:ascii="Times New Roman" w:eastAsia="Times New Roman" w:hAnsi="Times New Roman" w:cs="Times New Roman"/>
+          <w:sz w:val="36"/>
+          <w:szCs w:val="36"/>
+        </w:rPr>
+      </w:pPr>
+      <w:r>
+        <w:rPr>
+          <w:rFonts w:ascii="Times New Roman" w:eastAsia="Times New Roman" w:hAnsi="Times New Roman" w:cs="Times New Roman"/>
+          <w:bCs/>
+          <w:sz w:val="36"/>
+          <w:szCs w:val="36"/>
+        </w:rPr>
+        <w:tab/>
+      </w:r>
+      <w:r>
+        <w:rPr>
+          <w:rFonts w:ascii="Times New Roman" w:eastAsia="Times New Roman" w:hAnsi="Times New Roman" w:cs="Times New Roman"/>
+          <w:bCs/>
+          <w:sz w:val="36"/>
+          <w:szCs w:val="36"/>
+        </w:rPr>
+        <w:t>Set</w:t>
+      </w:r>
+      <w:r>
+        <w:rPr>
+          <w:rFonts w:ascii="Times New Roman" w:eastAsia="Times New Roman" w:hAnsi="Times New Roman" w:cs="Times New Roman"/>
+          <w:bCs/>
+          <w:sz w:val="36"/>
+          <w:szCs w:val="36"/>
+        </w:rPr>
+        <w:t xml:space="preserve"> color[v] </w:t>
+      </w:r>
+      <m:oMath>
+        <m:r>
+          <w:rPr>
+            <w:rFonts w:ascii="Cambria Math" w:eastAsia="Times New Roman" w:hAnsi="Cambria Math" w:cs="Times New Roman"/>
+            <w:sz w:val="36"/>
+            <w:szCs w:val="36"/>
+          </w:rPr>
+          <m:t>≔</m:t>
+        </m:r>
+      </m:oMath>
+      <w:r>
+        <w:rPr>
+          <w:rFonts w:ascii="Times New Roman" w:eastAsia="Times New Roman" w:hAnsi="Times New Roman" w:cs="Times New Roman"/>
+          <w:sz w:val="36"/>
+          <w:szCs w:val="36"/>
+        </w:rPr>
+        <w:t xml:space="preserve"> </w:t>
+      </w:r>
+      <w:r>
+        <w:rPr>
+          <w:rFonts w:ascii="Times New Roman" w:eastAsia="Times New Roman" w:hAnsi="Times New Roman" w:cs="Times New Roman"/>
+          <w:sz w:val="36"/>
+          <w:szCs w:val="36"/>
+        </w:rPr>
+        <w:t xml:space="preserve">1 </w:t>
+      </w:r>
+      <m:oMath>
+        <m:r>
+          <w:rPr>
+            <w:rFonts w:ascii="Cambria Math" w:eastAsia="Times New Roman" w:hAnsi="Cambria Math" w:cs="Times New Roman"/>
+            <w:sz w:val="36"/>
+            <w:szCs w:val="36"/>
+          </w:rPr>
+          <m:t>–</m:t>
+        </m:r>
+      </m:oMath>
+      <w:r>
+        <w:rPr>
+          <w:rFonts w:ascii="Times New Roman" w:eastAsia="Times New Roman" w:hAnsi="Times New Roman" w:cs="Times New Roman"/>
+          <w:sz w:val="36"/>
+          <w:szCs w:val="36"/>
+        </w:rPr>
+        <w:t xml:space="preserve"> color[u]</w:t>
+      </w:r>
+    </w:p>
+    <w:p>
+      <w:pPr>
+        <w:spacing w:after="75" w:line="240" w:lineRule="auto"/>
+        <w:ind w:left="1350" w:hanging="1350"/>
+        <w:jc w:val="both"/>
+        <w:rPr>
+          <w:rFonts w:ascii="Times New Roman" w:eastAsia="Times New Roman" w:hAnsi="Times New Roman" w:cs="Times New Roman"/>
+          <w:bCs/>
+          <w:sz w:val="36"/>
+          <w:szCs w:val="36"/>
+        </w:rPr>
+      </w:pPr>
+      <w:r>
+        <w:rPr>
+          <w:rFonts w:ascii="Times New Roman" w:eastAsia="Times New Roman" w:hAnsi="Times New Roman" w:cs="Times New Roman"/>
+          <w:sz w:val="36"/>
+          <w:szCs w:val="36"/>
+        </w:rPr>
+        <w:tab/>
+        <w:t xml:space="preserve">Else if </w:t>
+      </w:r>
+      <w:r>
+        <w:rPr>
+          <w:rFonts w:ascii="Times New Roman" w:eastAsia="Times New Roman" w:hAnsi="Times New Roman" w:cs="Times New Roman"/>
+          <w:bCs/>
+          <w:sz w:val="36"/>
+          <w:szCs w:val="36"/>
+        </w:rPr>
+        <w:t xml:space="preserve">color[v] </w:t>
+      </w:r>
+      <m:oMath>
+        <m:r>
+          <w:rPr>
+            <w:rFonts w:ascii="Cambria Math" w:eastAsia="Times New Roman" w:hAnsi="Cambria Math" w:cs="Times New Roman"/>
+            <w:sz w:val="36"/>
+            <w:szCs w:val="36"/>
+          </w:rPr>
+          <m:t>=</m:t>
+        </m:r>
+      </m:oMath>
+      <w:r>
+        <w:rPr>
+          <w:rFonts w:ascii="Times New Roman" w:eastAsia="Times New Roman" w:hAnsi="Times New Roman" w:cs="Times New Roman"/>
+          <w:sz w:val="36"/>
+          <w:szCs w:val="36"/>
+        </w:rPr>
+        <w:t xml:space="preserve"> </w:t>
+      </w:r>
+      <w:proofErr w:type="gramStart"/>
+      <w:r>
+        <w:rPr>
+          <w:rFonts w:ascii="Times New Roman" w:eastAsia="Times New Roman" w:hAnsi="Times New Roman" w:cs="Times New Roman"/>
+          <w:bCs/>
+          <w:sz w:val="36"/>
+          <w:szCs w:val="36"/>
+        </w:rPr>
+        <w:t>color[</w:t>
+      </w:r>
+      <w:r>
+        <w:rPr>
+          <w:rFonts w:ascii="Times New Roman" w:eastAsia="Times New Roman" w:hAnsi="Times New Roman" w:cs="Times New Roman"/>
+          <w:bCs/>
+          <w:sz w:val="36"/>
+          <w:szCs w:val="36"/>
+        </w:rPr>
+        <w:t>u</w:t>
+      </w:r>
+      <w:r>
+        <w:rPr>
+          <w:rFonts w:ascii="Times New Roman" w:eastAsia="Times New Roman" w:hAnsi="Times New Roman" w:cs="Times New Roman"/>
+          <w:bCs/>
+          <w:sz w:val="36"/>
+          <w:szCs w:val="36"/>
+        </w:rPr>
+        <w:t>]</w:t>
+      </w:r>
+      <w:proofErr w:type="gramEnd"/>
+      <w:r>
+        <w:rPr>
+          <w:rFonts w:ascii="Times New Roman" w:eastAsia="Times New Roman" w:hAnsi="Times New Roman" w:cs="Times New Roman"/>
+          <w:bCs/>
+          <w:sz w:val="36"/>
+          <w:szCs w:val="36"/>
+        </w:rPr>
+        <w:t xml:space="preserve"> </w:t>
+      </w:r>
+      <w:r>
+        <w:rPr>
+          <w:rFonts w:ascii="Times New Roman" w:eastAsia="Times New Roman" w:hAnsi="Times New Roman" w:cs="Times New Roman"/>
+          <w:bCs/>
+          <w:sz w:val="36"/>
+          <w:szCs w:val="36"/>
+        </w:rPr>
+        <w:t>then,</w:t>
+      </w:r>
+    </w:p>
+    <w:p>
+      <w:pPr>
+        <w:spacing w:after="75" w:line="240" w:lineRule="auto"/>
+        <w:ind w:left="1800" w:hanging="1800"/>
+        <w:jc w:val="both"/>
+        <w:rPr>
+          <w:rFonts w:ascii="Times New Roman" w:eastAsia="Times New Roman" w:hAnsi="Times New Roman" w:cs="Times New Roman"/>
+          <w:sz w:val="36"/>
+          <w:szCs w:val="36"/>
+        </w:rPr>
+      </w:pPr>
+      <w:r>
+        <w:rPr>
+          <w:rFonts w:ascii="Times New Roman" w:eastAsia="Times New Roman" w:hAnsi="Times New Roman" w:cs="Times New Roman"/>
+          <w:bCs/>
+          <w:sz w:val="36"/>
+          <w:szCs w:val="36"/>
+        </w:rPr>
+        <w:tab/>
+        <w:t>Return false</w:t>
+      </w:r>
+    </w:p>
+    <w:p>
+      <w:pPr>
+        <w:spacing w:after="75" w:line="240" w:lineRule="auto"/>
+        <w:ind w:left="1800" w:hanging="1800"/>
+        <w:jc w:val="both"/>
+      </w:pPr>
+      <w:r>
+        <w:rPr>
+          <w:rFonts w:ascii="Times New Roman" w:eastAsia="Times New Roman" w:hAnsi="Times New Roman" w:cs="Times New Roman"/>
+          <w:sz w:val="36"/>
+          <w:szCs w:val="36"/>
+        </w:rPr>
+        <w:t>Step 1</w:t>
+      </w:r>
+      <w:r>
+        <w:rPr>
+          <w:rFonts w:ascii="Times New Roman" w:eastAsia="Times New Roman" w:hAnsi="Times New Roman" w:cs="Times New Roman"/>
+          <w:sz w:val="36"/>
+          <w:szCs w:val="36"/>
+        </w:rPr>
+        <w:t>2</w:t>
+      </w:r>
+      <w:r>
+        <w:rPr>
+          <w:rFonts w:ascii="Times New Roman" w:eastAsia="Times New Roman" w:hAnsi="Times New Roman" w:cs="Times New Roman"/>
+          <w:sz w:val="36"/>
+          <w:szCs w:val="36"/>
+        </w:rPr>
+        <w:t xml:space="preserve">: Set </w:t>
+      </w:r>
+      <w:proofErr w:type="spellStart"/>
+      <w:r>
+        <w:rPr>
+          <w:rFonts w:ascii="Times New Roman" w:eastAsia="Times New Roman" w:hAnsi="Times New Roman" w:cs="Times New Roman"/>
+          <w:sz w:val="36"/>
+          <w:szCs w:val="36"/>
+        </w:rPr>
+        <w:t>i</w:t>
+      </w:r>
+      <w:proofErr w:type="spellEnd"/>
+      <w:r>
+        <w:rPr>
+          <w:rFonts w:ascii="Times New Roman" w:eastAsia="Times New Roman" w:hAnsi="Times New Roman" w:cs="Times New Roman"/>
+          <w:sz w:val="36"/>
+          <w:szCs w:val="36"/>
+        </w:rPr>
+        <w:t xml:space="preserve"> </w:t>
+      </w:r>
+      <m:oMath>
+        <m:r>
+          <w:rPr>
+            <w:rFonts w:ascii="Cambria Math" w:eastAsia="Times New Roman" w:hAnsi="Cambria Math" w:cs="Times New Roman"/>
+            <w:sz w:val="36"/>
+            <w:szCs w:val="36"/>
+          </w:rPr>
+          <m:t>≔</m:t>
+        </m:r>
+      </m:oMath>
+      <w:r>
+        <w:rPr>
+          <w:rFonts w:ascii="Times New Roman" w:eastAsia="Times New Roman" w:hAnsi="Times New Roman" w:cs="Times New Roman"/>
+          <w:sz w:val="36"/>
+          <w:szCs w:val="36"/>
+        </w:rPr>
+        <w:t xml:space="preserve"> i </w:t>
+      </w:r>
+      <m:oMath>
+        <m:r>
+          <w:rPr>
+            <w:rFonts w:ascii="Cambria Math" w:eastAsia="Times New Roman" w:hAnsi="Cambria Math" w:cs="Times New Roman"/>
+            <w:sz w:val="36"/>
+            <w:szCs w:val="36"/>
+          </w:rPr>
+          <m:t>+</m:t>
+        </m:r>
+      </m:oMath>
+      <w:r>
+        <w:rPr>
+          <w:rFonts w:ascii="Times New Roman" w:eastAsia="Times New Roman" w:hAnsi="Times New Roman" w:cs="Times New Roman"/>
+          <w:sz w:val="36"/>
+          <w:szCs w:val="36"/>
+        </w:rPr>
+        <w:t xml:space="preserve"> 1</w:t>
+      </w:r>
+    </w:p>
+    <w:p>
+      <w:pPr>
+        <w:spacing w:after="75" w:line="240" w:lineRule="auto"/>
+        <w:ind w:left="1800" w:hanging="1800"/>
+        <w:jc w:val="both"/>
+        <w:rPr>
+          <w:rFonts w:ascii="Times New Roman" w:eastAsia="Times New Roman" w:hAnsi="Times New Roman" w:cs="Times New Roman"/>
+          <w:sz w:val="36"/>
+          <w:szCs w:val="36"/>
+        </w:rPr>
+      </w:pPr>
+      <w:r>
+        <w:rPr>
+          <w:rFonts w:ascii="Times New Roman" w:eastAsia="Times New Roman" w:hAnsi="Times New Roman" w:cs="Times New Roman"/>
+          <w:sz w:val="36"/>
+          <w:szCs w:val="36"/>
+        </w:rPr>
+        <w:t xml:space="preserve">Step </w:t>
+      </w:r>
+      <w:r>
+        <w:rPr>
+          <w:rFonts w:ascii="Times New Roman" w:eastAsia="Times New Roman" w:hAnsi="Times New Roman" w:cs="Times New Roman"/>
+          <w:sz w:val="36"/>
+          <w:szCs w:val="36"/>
+        </w:rPr>
+        <w:t>13</w:t>
+      </w:r>
+      <w:r>
+        <w:rPr>
+          <w:rFonts w:ascii="Times New Roman" w:eastAsia="Times New Roman" w:hAnsi="Times New Roman" w:cs="Times New Roman"/>
+          <w:sz w:val="36"/>
+          <w:szCs w:val="36"/>
+        </w:rPr>
+        <w:t xml:space="preserve">: Go to step </w:t>
+      </w:r>
+      <w:r>
+        <w:rPr>
+          <w:rFonts w:ascii="Times New Roman" w:eastAsia="Times New Roman" w:hAnsi="Times New Roman" w:cs="Times New Roman"/>
+          <w:sz w:val="36"/>
+          <w:szCs w:val="36"/>
+        </w:rPr>
+        <w:t>9</w:t>
+      </w:r>
+    </w:p>
+    <w:p>
+      <w:pPr>
+        <w:spacing w:after="75" w:line="240" w:lineRule="auto"/>
+        <w:ind w:left="1800" w:hanging="1800"/>
+        <w:jc w:val="both"/>
+        <w:rPr>
+          <w:rFonts w:ascii="Times New Roman" w:eastAsia="Times New Roman" w:hAnsi="Times New Roman" w:cs="Times New Roman"/>
+          <w:sz w:val="36"/>
+          <w:szCs w:val="36"/>
+        </w:rPr>
+      </w:pPr>
+      <w:r>
+        <w:rPr>
+          <w:rFonts w:ascii="Times New Roman" w:eastAsia="Times New Roman" w:hAnsi="Times New Roman" w:cs="Times New Roman"/>
+          <w:sz w:val="36"/>
+          <w:szCs w:val="36"/>
+        </w:rPr>
+        <w:t>Step 1</w:t>
+      </w:r>
+      <w:r>
+        <w:rPr>
+          <w:rFonts w:ascii="Times New Roman" w:eastAsia="Times New Roman" w:hAnsi="Times New Roman" w:cs="Times New Roman"/>
+          <w:sz w:val="36"/>
+          <w:szCs w:val="36"/>
+        </w:rPr>
+        <w:t>4</w:t>
+      </w:r>
+      <w:r>
+        <w:rPr>
+          <w:rFonts w:ascii="Times New Roman" w:eastAsia="Times New Roman" w:hAnsi="Times New Roman" w:cs="Times New Roman"/>
+          <w:sz w:val="36"/>
+          <w:szCs w:val="36"/>
+        </w:rPr>
+        <w:t xml:space="preserve">: Go to step </w:t>
+      </w:r>
+      <w:r>
+        <w:rPr>
+          <w:rFonts w:ascii="Times New Roman" w:eastAsia="Times New Roman" w:hAnsi="Times New Roman" w:cs="Times New Roman"/>
+          <w:sz w:val="36"/>
+          <w:szCs w:val="36"/>
+        </w:rPr>
+        <w:t>5</w:t>
+      </w:r>
+    </w:p>
+    <w:p>
+      <w:pPr>
+        <w:spacing w:after="75" w:line="240" w:lineRule="auto"/>
+        <w:ind w:left="1800" w:hanging="1800"/>
+        <w:jc w:val="both"/>
+        <w:rPr>
+          <w:rFonts w:ascii="Times New Roman" w:eastAsia="Times New Roman" w:hAnsi="Times New Roman" w:cs="Times New Roman"/>
+          <w:sz w:val="36"/>
+          <w:szCs w:val="36"/>
+        </w:rPr>
+      </w:pPr>
+      <w:r>
+        <w:rPr>
+          <w:rFonts w:ascii="Times New Roman" w:eastAsia="Times New Roman" w:hAnsi="Times New Roman" w:cs="Times New Roman"/>
+          <w:sz w:val="36"/>
+          <w:szCs w:val="36"/>
+        </w:rPr>
+        <w:t>Step 1</w:t>
+      </w:r>
+      <w:r>
+        <w:rPr>
+          <w:rFonts w:ascii="Times New Roman" w:eastAsia="Times New Roman" w:hAnsi="Times New Roman" w:cs="Times New Roman"/>
+          <w:sz w:val="36"/>
+          <w:szCs w:val="36"/>
+        </w:rPr>
+        <w:t>5</w:t>
+      </w:r>
+      <w:r>
+        <w:rPr>
+          <w:rFonts w:ascii="Times New Roman" w:eastAsia="Times New Roman" w:hAnsi="Times New Roman" w:cs="Times New Roman"/>
+          <w:sz w:val="36"/>
+          <w:szCs w:val="36"/>
+        </w:rPr>
+        <w:t>: Return</w:t>
+      </w:r>
+      <w:r>
+        <w:rPr>
+          <w:rFonts w:ascii="Times New Roman" w:eastAsia="Times New Roman" w:hAnsi="Times New Roman" w:cs="Times New Roman"/>
+          <w:sz w:val="36"/>
+          <w:szCs w:val="36"/>
+        </w:rPr>
+        <w:t xml:space="preserve"> true</w:t>
+      </w:r>
+    </w:p>
+    <w:p>
+      <w:pPr>
+        <w:spacing w:after="75" w:line="240" w:lineRule="auto"/>
+        <w:ind w:left="1800" w:hanging="1800"/>
+        <w:jc w:val="both"/>
+        <w:rPr>
+          <w:rFonts w:ascii="Times New Roman" w:eastAsia="Times New Roman" w:hAnsi="Times New Roman" w:cs="Times New Roman"/>
+          <w:bCs/>
+          <w:sz w:val="36"/>
+          <w:szCs w:val="36"/>
+        </w:rPr>
+      </w:pPr>
+    </w:p>
+    <w:p>
+      <w:pPr>
+        <w:spacing w:after="75" w:line="240" w:lineRule="auto"/>
+        <w:jc w:val="both"/>
+        <w:rPr>
+          <w:rFonts w:ascii="Times New Roman" w:eastAsia="Times New Roman" w:hAnsi="Times New Roman" w:cs="Times New Roman"/>
+          <w:sz w:val="36"/>
+          <w:szCs w:val="36"/>
+        </w:rPr>
+      </w:pPr>
     </w:p>
     <w:sectPr>
       <w:pgSz w:w="12240" w:h="15840"/>
